--- a/09/ВСЕ Задачи №9[кес 2.11].docx
+++ b/09/ВСЕ Задачи №9[кес 2.11].docx
@@ -30,7 +30,7 @@
         </w:rPr>
         <w:fldChar w:fldCharType="separate"/>
       </w:r>
-      <w:hyperlink w:anchor="_Toc214267765" w:history="1">
+      <w:hyperlink w:anchor="_Toc214365382" w:history="1">
         <w:r>
           <w:rPr>
             <w:rStyle w:val="a3"/>
@@ -58,7 +58,7 @@
             <w:rStyle w:val="a3"/>
             <w:noProof/>
           </w:rPr>
-          <w:t>Номер: 44E848</w:t>
+          <w:t>Номер: 2C1203</w:t>
         </w:r>
         <w:r>
           <w:rPr>
@@ -79,7 +79,7 @@
             <w:noProof/>
             <w:webHidden/>
           </w:rPr>
-          <w:instrText xml:space="preserve"> PAGEREF _Toc214267765 \h </w:instrText>
+          <w:instrText xml:space="preserve"> PAGEREF _Toc214365382 \h </w:instrText>
         </w:r>
         <w:r>
           <w:rPr>
@@ -120,7 +120,7 @@
           <w:lang w:eastAsia="ru-RU"/>
         </w:rPr>
       </w:pPr>
-      <w:hyperlink w:anchor="_Toc214267766" w:history="1">
+      <w:hyperlink w:anchor="_Toc214365383" w:history="1">
         <w:r>
           <w:rPr>
             <w:rStyle w:val="a3"/>
@@ -148,7 +148,7 @@
             <w:rStyle w:val="a3"/>
             <w:noProof/>
           </w:rPr>
-          <w:t>Номер: FAEF44</w:t>
+          <w:t>Номер: F1E6B6</w:t>
         </w:r>
         <w:r>
           <w:rPr>
@@ -169,7 +169,7 @@
             <w:noProof/>
             <w:webHidden/>
           </w:rPr>
-          <w:instrText xml:space="preserve"> PAGEREF _Toc214267766 \h </w:instrText>
+          <w:instrText xml:space="preserve"> PAGEREF _Toc214365383 \h </w:instrText>
         </w:r>
         <w:r>
           <w:rPr>
@@ -210,7 +210,7 @@
           <w:lang w:eastAsia="ru-RU"/>
         </w:rPr>
       </w:pPr>
-      <w:hyperlink w:anchor="_Toc214267767" w:history="1">
+      <w:hyperlink w:anchor="_Toc214365384" w:history="1">
         <w:r>
           <w:rPr>
             <w:rStyle w:val="a3"/>
@@ -238,7 +238,7 @@
             <w:rStyle w:val="a3"/>
             <w:noProof/>
           </w:rPr>
-          <w:t>Номер: 77024A</w:t>
+          <w:t>Номер: C520BE</w:t>
         </w:r>
         <w:r>
           <w:rPr>
@@ -259,7 +259,7 @@
             <w:noProof/>
             <w:webHidden/>
           </w:rPr>
-          <w:instrText xml:space="preserve"> PAGEREF _Toc214267767 \h </w:instrText>
+          <w:instrText xml:space="preserve"> PAGEREF _Toc214365384 \h </w:instrText>
         </w:r>
         <w:r>
           <w:rPr>
@@ -291,6 +291,636 @@
       </w:hyperlink>
     </w:p>
     <w:p>
+      <w:pPr>
+        <w:pStyle w:val="11"/>
+        <w:rPr>
+          <w:rFonts w:asciiTheme="minorHAnsi" w:eastAsiaTheme="minorEastAsia" w:hAnsiTheme="minorHAnsi"/>
+          <w:noProof/>
+          <w:sz w:val="22"/>
+          <w:lang w:eastAsia="ru-RU"/>
+        </w:rPr>
+      </w:pPr>
+      <w:hyperlink w:anchor="_Toc214365385" w:history="1">
+        <w:r>
+          <w:rPr>
+            <w:rStyle w:val="a3"/>
+            <w:noProof/>
+            <w14:scene3d>
+              <w14:camera w14:prst="orthographicFront"/>
+              <w14:lightRig w14:rig="threePt" w14:dir="t">
+                <w14:rot w14:lat="0" w14:lon="0" w14:rev="0"/>
+              </w14:lightRig>
+            </w14:scene3d>
+          </w:rPr>
+          <w:t>4.</w:t>
+        </w:r>
+        <w:r>
+          <w:rPr>
+            <w:rFonts w:asciiTheme="minorHAnsi" w:eastAsiaTheme="minorEastAsia" w:hAnsiTheme="minorHAnsi"/>
+            <w:noProof/>
+            <w:sz w:val="22"/>
+            <w:lang w:eastAsia="ru-RU"/>
+          </w:rPr>
+          <w:tab/>
+        </w:r>
+        <w:r>
+          <w:rPr>
+            <w:rStyle w:val="a3"/>
+            <w:noProof/>
+          </w:rPr>
+          <w:t>Номер: EA32B6</w:t>
+        </w:r>
+        <w:r>
+          <w:rPr>
+            <w:noProof/>
+            <w:webHidden/>
+          </w:rPr>
+          <w:tab/>
+        </w:r>
+        <w:r>
+          <w:rPr>
+            <w:noProof/>
+            <w:webHidden/>
+          </w:rPr>
+          <w:fldChar w:fldCharType="begin"/>
+        </w:r>
+        <w:r>
+          <w:rPr>
+            <w:noProof/>
+            <w:webHidden/>
+          </w:rPr>
+          <w:instrText xml:space="preserve"> PAGEREF _Toc214365385 \h </w:instrText>
+        </w:r>
+        <w:r>
+          <w:rPr>
+            <w:noProof/>
+            <w:webHidden/>
+          </w:rPr>
+        </w:r>
+        <w:r>
+          <w:rPr>
+            <w:noProof/>
+            <w:webHidden/>
+          </w:rPr>
+          <w:fldChar w:fldCharType="separate"/>
+        </w:r>
+        <w:r>
+          <w:rPr>
+            <w:noProof/>
+            <w:webHidden/>
+          </w:rPr>
+          <w:t>3</w:t>
+        </w:r>
+        <w:r>
+          <w:rPr>
+            <w:noProof/>
+            <w:webHidden/>
+          </w:rPr>
+          <w:fldChar w:fldCharType="end"/>
+        </w:r>
+      </w:hyperlink>
+    </w:p>
+    <w:p>
+      <w:pPr>
+        <w:pStyle w:val="11"/>
+        <w:rPr>
+          <w:rFonts w:asciiTheme="minorHAnsi" w:eastAsiaTheme="minorEastAsia" w:hAnsiTheme="minorHAnsi"/>
+          <w:noProof/>
+          <w:sz w:val="22"/>
+          <w:lang w:eastAsia="ru-RU"/>
+        </w:rPr>
+      </w:pPr>
+      <w:hyperlink w:anchor="_Toc214365386" w:history="1">
+        <w:r>
+          <w:rPr>
+            <w:rStyle w:val="a3"/>
+            <w:noProof/>
+            <w14:scene3d>
+              <w14:camera w14:prst="orthographicFront"/>
+              <w14:lightRig w14:rig="threePt" w14:dir="t">
+                <w14:rot w14:lat="0" w14:lon="0" w14:rev="0"/>
+              </w14:lightRig>
+            </w14:scene3d>
+          </w:rPr>
+          <w:t>5.</w:t>
+        </w:r>
+        <w:r>
+          <w:rPr>
+            <w:rFonts w:asciiTheme="minorHAnsi" w:eastAsiaTheme="minorEastAsia" w:hAnsiTheme="minorHAnsi"/>
+            <w:noProof/>
+            <w:sz w:val="22"/>
+            <w:lang w:eastAsia="ru-RU"/>
+          </w:rPr>
+          <w:tab/>
+        </w:r>
+        <w:r>
+          <w:rPr>
+            <w:rStyle w:val="a3"/>
+            <w:noProof/>
+          </w:rPr>
+          <w:t>Номер: 04B014</w:t>
+        </w:r>
+        <w:r>
+          <w:rPr>
+            <w:noProof/>
+            <w:webHidden/>
+          </w:rPr>
+          <w:tab/>
+        </w:r>
+        <w:r>
+          <w:rPr>
+            <w:noProof/>
+            <w:webHidden/>
+          </w:rPr>
+          <w:fldChar w:fldCharType="begin"/>
+        </w:r>
+        <w:r>
+          <w:rPr>
+            <w:noProof/>
+            <w:webHidden/>
+          </w:rPr>
+          <w:instrText xml:space="preserve"> PAGEREF _Toc214365386 \h </w:instrText>
+        </w:r>
+        <w:r>
+          <w:rPr>
+            <w:noProof/>
+            <w:webHidden/>
+          </w:rPr>
+        </w:r>
+        <w:r>
+          <w:rPr>
+            <w:noProof/>
+            <w:webHidden/>
+          </w:rPr>
+          <w:fldChar w:fldCharType="separate"/>
+        </w:r>
+        <w:r>
+          <w:rPr>
+            <w:noProof/>
+            <w:webHidden/>
+          </w:rPr>
+          <w:t>3</w:t>
+        </w:r>
+        <w:r>
+          <w:rPr>
+            <w:noProof/>
+            <w:webHidden/>
+          </w:rPr>
+          <w:fldChar w:fldCharType="end"/>
+        </w:r>
+      </w:hyperlink>
+    </w:p>
+    <w:p>
+      <w:pPr>
+        <w:pStyle w:val="11"/>
+        <w:rPr>
+          <w:rFonts w:asciiTheme="minorHAnsi" w:eastAsiaTheme="minorEastAsia" w:hAnsiTheme="minorHAnsi"/>
+          <w:noProof/>
+          <w:sz w:val="22"/>
+          <w:lang w:eastAsia="ru-RU"/>
+        </w:rPr>
+      </w:pPr>
+      <w:hyperlink w:anchor="_Toc214365387" w:history="1">
+        <w:r>
+          <w:rPr>
+            <w:rStyle w:val="a3"/>
+            <w:noProof/>
+            <w14:scene3d>
+              <w14:camera w14:prst="orthographicFront"/>
+              <w14:lightRig w14:rig="threePt" w14:dir="t">
+                <w14:rot w14:lat="0" w14:lon="0" w14:rev="0"/>
+              </w14:lightRig>
+            </w14:scene3d>
+          </w:rPr>
+          <w:t>6.</w:t>
+        </w:r>
+        <w:r>
+          <w:rPr>
+            <w:rFonts w:asciiTheme="minorHAnsi" w:eastAsiaTheme="minorEastAsia" w:hAnsiTheme="minorHAnsi"/>
+            <w:noProof/>
+            <w:sz w:val="22"/>
+            <w:lang w:eastAsia="ru-RU"/>
+          </w:rPr>
+          <w:tab/>
+        </w:r>
+        <w:r>
+          <w:rPr>
+            <w:rStyle w:val="a3"/>
+            <w:noProof/>
+          </w:rPr>
+          <w:t>Номер: D7BA1E</w:t>
+        </w:r>
+        <w:r>
+          <w:rPr>
+            <w:noProof/>
+            <w:webHidden/>
+          </w:rPr>
+          <w:tab/>
+        </w:r>
+        <w:r>
+          <w:rPr>
+            <w:noProof/>
+            <w:webHidden/>
+          </w:rPr>
+          <w:fldChar w:fldCharType="begin"/>
+        </w:r>
+        <w:r>
+          <w:rPr>
+            <w:noProof/>
+            <w:webHidden/>
+          </w:rPr>
+          <w:instrText xml:space="preserve"> PAGEREF _Toc214365387 \h </w:instrText>
+        </w:r>
+        <w:r>
+          <w:rPr>
+            <w:noProof/>
+            <w:webHidden/>
+          </w:rPr>
+        </w:r>
+        <w:r>
+          <w:rPr>
+            <w:noProof/>
+            <w:webHidden/>
+          </w:rPr>
+          <w:fldChar w:fldCharType="separate"/>
+        </w:r>
+        <w:r>
+          <w:rPr>
+            <w:noProof/>
+            <w:webHidden/>
+          </w:rPr>
+          <w:t>3</w:t>
+        </w:r>
+        <w:r>
+          <w:rPr>
+            <w:noProof/>
+            <w:webHidden/>
+          </w:rPr>
+          <w:fldChar w:fldCharType="end"/>
+        </w:r>
+      </w:hyperlink>
+    </w:p>
+    <w:p>
+      <w:pPr>
+        <w:pStyle w:val="11"/>
+        <w:rPr>
+          <w:rFonts w:asciiTheme="minorHAnsi" w:eastAsiaTheme="minorEastAsia" w:hAnsiTheme="minorHAnsi"/>
+          <w:noProof/>
+          <w:sz w:val="22"/>
+          <w:lang w:eastAsia="ru-RU"/>
+        </w:rPr>
+      </w:pPr>
+      <w:hyperlink w:anchor="_Toc214365388" w:history="1">
+        <w:r>
+          <w:rPr>
+            <w:rStyle w:val="a3"/>
+            <w:noProof/>
+            <w14:scene3d>
+              <w14:camera w14:prst="orthographicFront"/>
+              <w14:lightRig w14:rig="threePt" w14:dir="t">
+                <w14:rot w14:lat="0" w14:lon="0" w14:rev="0"/>
+              </w14:lightRig>
+            </w14:scene3d>
+          </w:rPr>
+          <w:t>7.</w:t>
+        </w:r>
+        <w:r>
+          <w:rPr>
+            <w:rFonts w:asciiTheme="minorHAnsi" w:eastAsiaTheme="minorEastAsia" w:hAnsiTheme="minorHAnsi"/>
+            <w:noProof/>
+            <w:sz w:val="22"/>
+            <w:lang w:eastAsia="ru-RU"/>
+          </w:rPr>
+          <w:tab/>
+        </w:r>
+        <w:r>
+          <w:rPr>
+            <w:rStyle w:val="a3"/>
+            <w:noProof/>
+          </w:rPr>
+          <w:t>Номер: E5C61C</w:t>
+        </w:r>
+        <w:r>
+          <w:rPr>
+            <w:noProof/>
+            <w:webHidden/>
+          </w:rPr>
+          <w:tab/>
+        </w:r>
+        <w:r>
+          <w:rPr>
+            <w:noProof/>
+            <w:webHidden/>
+          </w:rPr>
+          <w:fldChar w:fldCharType="begin"/>
+        </w:r>
+        <w:r>
+          <w:rPr>
+            <w:noProof/>
+            <w:webHidden/>
+          </w:rPr>
+          <w:instrText xml:space="preserve"> PAGEREF _Toc214365388 \h </w:instrText>
+        </w:r>
+        <w:r>
+          <w:rPr>
+            <w:noProof/>
+            <w:webHidden/>
+          </w:rPr>
+        </w:r>
+        <w:r>
+          <w:rPr>
+            <w:noProof/>
+            <w:webHidden/>
+          </w:rPr>
+          <w:fldChar w:fldCharType="separate"/>
+        </w:r>
+        <w:r>
+          <w:rPr>
+            <w:noProof/>
+            <w:webHidden/>
+          </w:rPr>
+          <w:t>4</w:t>
+        </w:r>
+        <w:r>
+          <w:rPr>
+            <w:noProof/>
+            <w:webHidden/>
+          </w:rPr>
+          <w:fldChar w:fldCharType="end"/>
+        </w:r>
+      </w:hyperlink>
+    </w:p>
+    <w:p>
+      <w:pPr>
+        <w:pStyle w:val="11"/>
+        <w:rPr>
+          <w:rFonts w:asciiTheme="minorHAnsi" w:eastAsiaTheme="minorEastAsia" w:hAnsiTheme="minorHAnsi"/>
+          <w:noProof/>
+          <w:sz w:val="22"/>
+          <w:lang w:eastAsia="ru-RU"/>
+        </w:rPr>
+      </w:pPr>
+      <w:hyperlink w:anchor="_Toc214365389" w:history="1">
+        <w:r>
+          <w:rPr>
+            <w:rStyle w:val="a3"/>
+            <w:noProof/>
+            <w14:scene3d>
+              <w14:camera w14:prst="orthographicFront"/>
+              <w14:lightRig w14:rig="threePt" w14:dir="t">
+                <w14:rot w14:lat="0" w14:lon="0" w14:rev="0"/>
+              </w14:lightRig>
+            </w14:scene3d>
+          </w:rPr>
+          <w:t>8.</w:t>
+        </w:r>
+        <w:r>
+          <w:rPr>
+            <w:rFonts w:asciiTheme="minorHAnsi" w:eastAsiaTheme="minorEastAsia" w:hAnsiTheme="minorHAnsi"/>
+            <w:noProof/>
+            <w:sz w:val="22"/>
+            <w:lang w:eastAsia="ru-RU"/>
+          </w:rPr>
+          <w:tab/>
+        </w:r>
+        <w:r>
+          <w:rPr>
+            <w:rStyle w:val="a3"/>
+            <w:noProof/>
+          </w:rPr>
+          <w:t>Номер: 002729</w:t>
+        </w:r>
+        <w:r>
+          <w:rPr>
+            <w:noProof/>
+            <w:webHidden/>
+          </w:rPr>
+          <w:tab/>
+        </w:r>
+        <w:r>
+          <w:rPr>
+            <w:noProof/>
+            <w:webHidden/>
+          </w:rPr>
+          <w:fldChar w:fldCharType="begin"/>
+        </w:r>
+        <w:r>
+          <w:rPr>
+            <w:noProof/>
+            <w:webHidden/>
+          </w:rPr>
+          <w:instrText xml:space="preserve"> PAGEREF _Toc214365389 \h </w:instrText>
+        </w:r>
+        <w:r>
+          <w:rPr>
+            <w:noProof/>
+            <w:webHidden/>
+          </w:rPr>
+        </w:r>
+        <w:r>
+          <w:rPr>
+            <w:noProof/>
+            <w:webHidden/>
+          </w:rPr>
+          <w:fldChar w:fldCharType="separate"/>
+        </w:r>
+        <w:r>
+          <w:rPr>
+            <w:noProof/>
+            <w:webHidden/>
+          </w:rPr>
+          <w:t>4</w:t>
+        </w:r>
+        <w:r>
+          <w:rPr>
+            <w:noProof/>
+            <w:webHidden/>
+          </w:rPr>
+          <w:fldChar w:fldCharType="end"/>
+        </w:r>
+      </w:hyperlink>
+    </w:p>
+    <w:p>
+      <w:pPr>
+        <w:pStyle w:val="11"/>
+        <w:rPr>
+          <w:rFonts w:asciiTheme="minorHAnsi" w:eastAsiaTheme="minorEastAsia" w:hAnsiTheme="minorHAnsi"/>
+          <w:noProof/>
+          <w:sz w:val="22"/>
+          <w:lang w:eastAsia="ru-RU"/>
+        </w:rPr>
+      </w:pPr>
+      <w:hyperlink w:anchor="_Toc214365390" w:history="1">
+        <w:r>
+          <w:rPr>
+            <w:rStyle w:val="a3"/>
+            <w:noProof/>
+            <w14:scene3d>
+              <w14:camera w14:prst="orthographicFront"/>
+              <w14:lightRig w14:rig="threePt" w14:dir="t">
+                <w14:rot w14:lat="0" w14:lon="0" w14:rev="0"/>
+              </w14:lightRig>
+            </w14:scene3d>
+          </w:rPr>
+          <w:t>9.</w:t>
+        </w:r>
+        <w:r>
+          <w:rPr>
+            <w:rFonts w:asciiTheme="minorHAnsi" w:eastAsiaTheme="minorEastAsia" w:hAnsiTheme="minorHAnsi"/>
+            <w:noProof/>
+            <w:sz w:val="22"/>
+            <w:lang w:eastAsia="ru-RU"/>
+          </w:rPr>
+          <w:tab/>
+        </w:r>
+        <w:r>
+          <w:rPr>
+            <w:rStyle w:val="a3"/>
+            <w:noProof/>
+          </w:rPr>
+          <w:t>Номер: B9A72D</w:t>
+        </w:r>
+        <w:r>
+          <w:rPr>
+            <w:noProof/>
+            <w:webHidden/>
+          </w:rPr>
+          <w:tab/>
+        </w:r>
+        <w:r>
+          <w:rPr>
+            <w:noProof/>
+            <w:webHidden/>
+          </w:rPr>
+          <w:fldChar w:fldCharType="begin"/>
+        </w:r>
+        <w:r>
+          <w:rPr>
+            <w:noProof/>
+            <w:webHidden/>
+          </w:rPr>
+          <w:instrText xml:space="preserve"> PAGEREF _Toc214365390 \h </w:instrText>
+        </w:r>
+        <w:r>
+          <w:rPr>
+            <w:noProof/>
+            <w:webHidden/>
+          </w:rPr>
+        </w:r>
+        <w:r>
+          <w:rPr>
+            <w:noProof/>
+            <w:webHidden/>
+          </w:rPr>
+          <w:fldChar w:fldCharType="separate"/>
+        </w:r>
+        <w:r>
+          <w:rPr>
+            <w:noProof/>
+            <w:webHidden/>
+          </w:rPr>
+          <w:t>4</w:t>
+        </w:r>
+        <w:r>
+          <w:rPr>
+            <w:noProof/>
+            <w:webHidden/>
+          </w:rPr>
+          <w:fldChar w:fldCharType="end"/>
+        </w:r>
+      </w:hyperlink>
+    </w:p>
+    <w:p>
+      <w:pPr>
+        <w:pStyle w:val="11"/>
+        <w:rPr>
+          <w:rFonts w:asciiTheme="minorHAnsi" w:eastAsiaTheme="minorEastAsia" w:hAnsiTheme="minorHAnsi"/>
+          <w:noProof/>
+          <w:sz w:val="22"/>
+          <w:lang w:eastAsia="ru-RU"/>
+        </w:rPr>
+      </w:pPr>
+      <w:hyperlink w:anchor="_Toc214365391" w:history="1">
+        <w:r>
+          <w:rPr>
+            <w:rStyle w:val="a3"/>
+            <w:noProof/>
+            <w14:scene3d>
+              <w14:camera w14:prst="orthographicFront"/>
+              <w14:lightRig w14:rig="threePt" w14:dir="t">
+                <w14:rot w14:lat="0" w14:lon="0" w14:rev="0"/>
+              </w14:lightRig>
+            </w14:scene3d>
+          </w:rPr>
+          <w:t>10.</w:t>
+        </w:r>
+        <w:r>
+          <w:rPr>
+            <w:rFonts w:asciiTheme="minorHAnsi" w:eastAsiaTheme="minorEastAsia" w:hAnsiTheme="minorHAnsi"/>
+            <w:noProof/>
+            <w:sz w:val="22"/>
+            <w:lang w:eastAsia="ru-RU"/>
+          </w:rPr>
+          <w:tab/>
+        </w:r>
+        <w:r>
+          <w:rPr>
+            <w:rStyle w:val="a3"/>
+            <w:noProof/>
+          </w:rPr>
+          <w:t>Номер: E6ED27</w:t>
+        </w:r>
+        <w:r>
+          <w:rPr>
+            <w:noProof/>
+            <w:webHidden/>
+          </w:rPr>
+          <w:tab/>
+        </w:r>
+        <w:r>
+          <w:rPr>
+            <w:noProof/>
+            <w:webHidden/>
+          </w:rPr>
+          <w:fldChar w:fldCharType="begin"/>
+        </w:r>
+        <w:r>
+          <w:rPr>
+            <w:noProof/>
+            <w:webHidden/>
+          </w:rPr>
+          <w:instrText xml:space="preserve"> PAGEREF _Toc214365391 \h </w:instrText>
+        </w:r>
+        <w:r>
+          <w:rPr>
+            <w:noProof/>
+            <w:webHidden/>
+          </w:rPr>
+        </w:r>
+        <w:r>
+          <w:rPr>
+            <w:noProof/>
+            <w:webHidden/>
+          </w:rPr>
+          <w:fldChar w:fldCharType="separate"/>
+        </w:r>
+        <w:r>
+          <w:rPr>
+            <w:noProof/>
+            <w:webHidden/>
+          </w:rPr>
+          <w:t>5</w:t>
+        </w:r>
+        <w:r>
+          <w:rPr>
+            <w:noProof/>
+            <w:webHidden/>
+          </w:rPr>
+          <w:fldChar w:fldCharType="end"/>
+        </w:r>
+      </w:hyperlink>
+    </w:p>
+    <w:p>
       <w:r>
         <w:fldChar w:fldCharType="end"/>
       </w:r>
@@ -307,6 +937,7 @@
           <w:rStyle w:val="canselect"/>
         </w:rPr>
       </w:pPr>
+      <w:bookmarkStart w:id="0" w:name="_Toc214365382"/>
       <w:r>
         <w:lastRenderedPageBreak/>
         <w:t>Номер: </w:t>
@@ -317,6 +948,7 @@
         </w:rPr>
         <w:t>2C1203</w:t>
       </w:r>
+      <w:bookmarkEnd w:id="0"/>
     </w:p>
     <w:p>
       <w:pPr>
@@ -499,6 +1131,7 @@
           <w:rStyle w:val="canselect"/>
         </w:rPr>
       </w:pPr>
+      <w:bookmarkStart w:id="1" w:name="_Toc214365383"/>
       <w:r>
         <w:t>Номер: </w:t>
       </w:r>
@@ -508,6 +1141,7 @@
         </w:rPr>
         <w:t>F1E6B6</w:t>
       </w:r>
+      <w:bookmarkEnd w:id="1"/>
     </w:p>
     <w:p>
       <w:pPr>
@@ -667,6 +1301,7 @@
           <w:rStyle w:val="canselect"/>
         </w:rPr>
       </w:pPr>
+      <w:bookmarkStart w:id="2" w:name="_Toc214365384"/>
       <w:r>
         <w:t>Номер: </w:t>
       </w:r>
@@ -676,6 +1311,7 @@
         </w:rPr>
         <w:t>C520BE</w:t>
       </w:r>
+      <w:bookmarkEnd w:id="2"/>
     </w:p>
     <w:p>
       <w:pPr>
@@ -831,6 +1467,7 @@
           <w:rStyle w:val="canselect"/>
         </w:rPr>
       </w:pPr>
+      <w:bookmarkStart w:id="3" w:name="_Toc214365385"/>
       <w:r>
         <w:lastRenderedPageBreak/>
         <w:t>Номер: </w:t>
@@ -841,6 +1478,7 @@
         </w:rPr>
         <w:t>EA32B6</w:t>
       </w:r>
+      <w:bookmarkEnd w:id="3"/>
     </w:p>
     <w:p>
       <w:pPr>
@@ -993,6 +1631,7 @@
       <w:pPr>
         <w:pStyle w:val="1"/>
       </w:pPr>
+      <w:bookmarkStart w:id="4" w:name="_Toc214365386"/>
       <w:r>
         <w:t>Номер: </w:t>
       </w:r>
@@ -1002,6 +1641,7 @@
         </w:rPr>
         <w:t>04B014</w:t>
       </w:r>
+      <w:bookmarkEnd w:id="4"/>
     </w:p>
     <w:p>
       <w:pPr>
@@ -1179,6 +1819,7 @@
           <w:rStyle w:val="canselect"/>
         </w:rPr>
       </w:pPr>
+      <w:bookmarkStart w:id="5" w:name="_Toc214365387"/>
       <w:r>
         <w:t>Номер: </w:t>
       </w:r>
@@ -1188,6 +1829,7 @@
         </w:rPr>
         <w:t>D7BA1E</w:t>
       </w:r>
+      <w:bookmarkEnd w:id="5"/>
     </w:p>
     <w:p>
       <w:pPr>
@@ -1341,6 +1983,7 @@
       <w:r>
         <w:t> </w:t>
       </w:r>
+      <w:bookmarkStart w:id="6" w:name="_Toc214365388"/>
       <w:r>
         <w:t>Номер: </w:t>
       </w:r>
@@ -1350,6 +1993,7 @@
         </w:rPr>
         <w:t>E5C61C</w:t>
       </w:r>
+      <w:bookmarkEnd w:id="6"/>
     </w:p>
     <w:p>
       <w:pPr>
@@ -1642,6 +2286,7 @@
           <w:rStyle w:val="canselect"/>
         </w:rPr>
       </w:pPr>
+      <w:bookmarkStart w:id="7" w:name="_Toc214365389"/>
       <w:r>
         <w:t>Номер: </w:t>
       </w:r>
@@ -1651,6 +2296,7 @@
         </w:rPr>
         <w:t>002729</w:t>
       </w:r>
+      <w:bookmarkEnd w:id="7"/>
     </w:p>
     <w:p>
       <w:pPr>
@@ -1779,6 +2425,7 @@
           <w:rStyle w:val="canselect"/>
         </w:rPr>
       </w:pPr>
+      <w:bookmarkStart w:id="8" w:name="_Toc214365390"/>
       <w:r>
         <w:t>Номер: </w:t>
       </w:r>
@@ -1788,6 +2435,7 @@
         </w:rPr>
         <w:t>B9A72D</w:t>
       </w:r>
+      <w:bookmarkEnd w:id="8"/>
     </w:p>
     <w:p>
       <w:pPr>
@@ -1930,6 +2578,7 @@
           <w:rStyle w:val="canselect"/>
         </w:rPr>
       </w:pPr>
+      <w:bookmarkStart w:id="9" w:name="_Toc214365391"/>
       <w:r>
         <w:lastRenderedPageBreak/>
         <w:t>Номер: </w:t>
@@ -1940,6 +2589,7 @@
         </w:rPr>
         <w:t>E6ED27</w:t>
       </w:r>
+      <w:bookmarkEnd w:id="9"/>
     </w:p>
     <w:p>
       <w:pPr>
@@ -2078,8 +2728,6 @@
           <w:lang w:val="en-US" w:eastAsia="ru-RU"/>
         </w:rPr>
       </w:pPr>
-      <w:bookmarkStart w:id="0" w:name="_GoBack"/>
-      <w:bookmarkEnd w:id="0"/>
     </w:p>
     <w:p>
       <w:pPr>
@@ -2115,57 +2763,261 @@
     </w:p>
     <w:p>
       <w:pPr>
-        <w:spacing w:after="160" w:line="259" w:lineRule="auto"/>
-        <w:ind w:firstLine="0"/>
-        <w:jc w:val="left"/>
-        <w:rPr>
-          <w:lang w:eastAsia="ru-RU"/>
-        </w:rPr>
-      </w:pPr>
-      <w:r>
-        <w:rPr>
-          <w:lang w:eastAsia="ru-RU"/>
-        </w:rPr>
-        <w:br w:type="page"/>
-      </w:r>
-    </w:p>
-    <w:p>
-      <w:pPr>
-        <w:rPr>
-          <w:lang w:eastAsia="ru-RU"/>
-        </w:rPr>
-      </w:pPr>
-    </w:p>
-    <w:p>
-      <w:pPr>
-        <w:rPr>
-          <w:lang w:eastAsia="ru-RU"/>
-        </w:rPr>
-      </w:pPr>
-      <w:r>
-        <w:rPr>
-          <w:lang w:eastAsia="ru-RU"/>
+        <w:pStyle w:val="1"/>
+        <w:rPr>
+          <w:rStyle w:val="canselect"/>
+          <w:rFonts w:asciiTheme="minorHAnsi" w:hAnsiTheme="minorHAnsi"/>
+        </w:rPr>
+      </w:pPr>
+      <w:r>
+        <w:t>Номер: </w:t>
+      </w:r>
+      <w:r>
+        <w:rPr>
+          <w:rStyle w:val="canselect"/>
+        </w:rPr>
+        <w:t>61E423</w:t>
+      </w:r>
+    </w:p>
+    <w:p>
+      <w:pPr>
+        <w:rPr>
+          <w:lang w:eastAsia="ru-RU"/>
+        </w:rPr>
+      </w:pPr>
+      <w:r>
+        <w:rPr>
+          <w:noProof/>
+          <w:lang w:eastAsia="ru-RU"/>
+        </w:rPr>
+        <w:drawing>
+          <wp:anchor distT="0" distB="0" distL="114300" distR="114300" simplePos="0" relativeHeight="251668480" behindDoc="0" locked="0" layoutInCell="1" allowOverlap="1" wp14:anchorId="5519FD4A" wp14:editId="6116E722">
+            <wp:simplePos x="0" y="0"/>
+            <wp:positionH relativeFrom="column">
+              <wp:posOffset>2580005</wp:posOffset>
+            </wp:positionH>
+            <wp:positionV relativeFrom="paragraph">
+              <wp:posOffset>394970</wp:posOffset>
+            </wp:positionV>
+            <wp:extent cx="2160000" cy="1520364"/>
+            <wp:effectExtent l="0" t="0" r="0" b="3810"/>
+            <wp:wrapSquare wrapText="bothSides"/>
+            <wp:docPr id="1" name="Рисунок 1" descr="undefined"/>
+            <wp:cNvGraphicFramePr>
+              <a:graphicFrameLocks xmlns:a="http://schemas.openxmlformats.org/drawingml/2006/main" noChangeAspect="1"/>
+            </wp:cNvGraphicFramePr>
+            <a:graphic xmlns:a="http://schemas.openxmlformats.org/drawingml/2006/main">
+              <a:graphicData uri="http://schemas.openxmlformats.org/drawingml/2006/picture">
+                <pic:pic xmlns:pic="http://schemas.openxmlformats.org/drawingml/2006/picture">
+                  <pic:nvPicPr>
+                    <pic:cNvPr id="0" name="Picture 1" descr="undefined"/>
+                    <pic:cNvPicPr>
+                      <a:picLocks noChangeAspect="1" noChangeArrowheads="1"/>
+                    </pic:cNvPicPr>
+                  </pic:nvPicPr>
+                  <pic:blipFill>
+                    <a:blip r:embed="rId18">
+                      <a:extLst>
+                        <a:ext uri="{28A0092B-C50C-407E-A947-70E740481C1C}">
+                          <a14:useLocalDpi xmlns:a14="http://schemas.microsoft.com/office/drawing/2010/main" val="0"/>
+                        </a:ext>
+                      </a:extLst>
+                    </a:blip>
+                    <a:srcRect/>
+                    <a:stretch>
+                      <a:fillRect/>
+                    </a:stretch>
+                  </pic:blipFill>
+                  <pic:spPr bwMode="auto">
+                    <a:xfrm>
+                      <a:off x="0" y="0"/>
+                      <a:ext cx="2160000" cy="1520364"/>
+                    </a:xfrm>
+                    <a:prstGeom prst="rect">
+                      <a:avLst/>
+                    </a:prstGeom>
+                    <a:noFill/>
+                    <a:ln>
+                      <a:noFill/>
+                    </a:ln>
+                  </pic:spPr>
+                </pic:pic>
+              </a:graphicData>
+            </a:graphic>
+          </wp:anchor>
+        </w:drawing>
+      </w:r>
+      <w:r>
+        <w:rPr>
+          <w:lang w:eastAsia="ru-RU"/>
+        </w:rPr>
+        <w:t>На рисунке – схема дорог, связывающих города А, Б, В, Г, Д, Е, Ж и К. По</w:t>
+      </w:r>
+      <w:r>
+        <w:rPr>
+          <w:lang w:val="en-US" w:eastAsia="ru-RU"/>
         </w:rPr>
         <w:t> </w:t>
       </w:r>
-    </w:p>
-    <w:p>
-      <w:pPr>
-        <w:rPr>
-          <w:lang w:eastAsia="ru-RU"/>
-        </w:rPr>
-      </w:pPr>
-    </w:p>
-    <w:p>
-      <w:pPr>
-        <w:rPr>
-          <w:lang w:eastAsia="ru-RU"/>
-        </w:rPr>
-      </w:pPr>
-    </w:p>
-    <w:p>
-      <w:pPr>
-        <w:ind w:firstLine="0"/>
+      <w:r>
+        <w:rPr>
+          <w:lang w:eastAsia="ru-RU"/>
+        </w:rPr>
+        <w:t xml:space="preserve">каждой дороге можно двигаться только в одном направлении, указанном стрелкой. Сколько существует различных путей из города А в город К? </w:t>
+      </w:r>
+    </w:p>
+    <w:p>
+      <w:pPr>
+        <w:rPr>
+          <w:lang w:eastAsia="ru-RU"/>
+        </w:rPr>
+      </w:pPr>
+    </w:p>
+    <w:p>
+      <w:pPr>
+        <w:rPr>
+          <w:lang w:eastAsia="ru-RU"/>
+        </w:rPr>
+      </w:pPr>
+    </w:p>
+    <w:p>
+      <w:pPr>
+        <w:rPr>
+          <w:lang w:eastAsia="ru-RU"/>
+        </w:rPr>
+      </w:pPr>
+    </w:p>
+    <w:p>
+      <w:pPr>
+        <w:rPr>
+          <w:lang w:eastAsia="ru-RU"/>
+        </w:rPr>
+      </w:pPr>
+      <w:r>
+        <w:rPr>
+          <w:lang w:eastAsia="ru-RU"/>
+        </w:rPr>
+        <w:t>Ответ: ___</w:t>
+      </w:r>
+    </w:p>
+    <w:p>
+      <w:pPr>
+        <w:rPr>
+          <w:lang w:eastAsia="ru-RU"/>
+        </w:rPr>
+      </w:pPr>
+    </w:p>
+    <w:p>
+      <w:pPr>
+        <w:rPr>
+          <w:lang w:eastAsia="ru-RU"/>
+        </w:rPr>
+      </w:pPr>
+      <w:r>
+        <w:rPr>
+          <w:lang w:eastAsia="ru-RU"/>
+        </w:rPr>
+        <w:t> </w:t>
+      </w:r>
+    </w:p>
+    <w:p>
+      <w:pPr>
+        <w:rPr>
+          <w:lang w:eastAsia="ru-RU"/>
+        </w:rPr>
+      </w:pPr>
+    </w:p>
+    <w:p>
+      <w:pPr>
+        <w:pStyle w:val="1"/>
+        <w:rPr>
+          <w:rStyle w:val="canselect"/>
+          <w:rFonts w:asciiTheme="minorHAnsi" w:hAnsiTheme="minorHAnsi"/>
+        </w:rPr>
+      </w:pPr>
+      <w:r>
+        <w:t>Номер: </w:t>
+      </w:r>
+      <w:r>
+        <w:rPr>
+          <w:rStyle w:val="canselect"/>
+        </w:rPr>
+        <w:t>B0C254</w:t>
+      </w:r>
+    </w:p>
+    <w:p>
+      <w:pPr>
+        <w:rPr>
+          <w:lang w:eastAsia="ru-RU"/>
+        </w:rPr>
+      </w:pPr>
+      <w:r>
+        <w:rPr>
+          <w:rFonts w:eastAsia="Times New Roman" w:cs="Times New Roman"/>
+          <w:noProof/>
+          <w:color w:val="333333"/>
+          <w:sz w:val="27"/>
+          <w:szCs w:val="27"/>
+          <w:lang w:eastAsia="ru-RU"/>
+        </w:rPr>
+        <w:drawing>
+          <wp:anchor distT="0" distB="0" distL="114300" distR="114300" simplePos="0" relativeHeight="251669504" behindDoc="0" locked="0" layoutInCell="1" allowOverlap="1" wp14:anchorId="6CC9B9FE" wp14:editId="11F14960">
+            <wp:simplePos x="0" y="0"/>
+            <wp:positionH relativeFrom="column">
+              <wp:posOffset>2581203</wp:posOffset>
+            </wp:positionH>
+            <wp:positionV relativeFrom="paragraph">
+              <wp:posOffset>423054</wp:posOffset>
+            </wp:positionV>
+            <wp:extent cx="2160000" cy="1657289"/>
+            <wp:effectExtent l="0" t="0" r="0" b="635"/>
+            <wp:wrapSquare wrapText="bothSides"/>
+            <wp:docPr id="2" name="Рисунок 2" descr="undefined"/>
+            <wp:cNvGraphicFramePr>
+              <a:graphicFrameLocks xmlns:a="http://schemas.openxmlformats.org/drawingml/2006/main" noChangeAspect="1"/>
+            </wp:cNvGraphicFramePr>
+            <a:graphic xmlns:a="http://schemas.openxmlformats.org/drawingml/2006/main">
+              <a:graphicData uri="http://schemas.openxmlformats.org/drawingml/2006/picture">
+                <pic:pic xmlns:pic="http://schemas.openxmlformats.org/drawingml/2006/picture">
+                  <pic:nvPicPr>
+                    <pic:cNvPr id="0" name="Picture 3" descr="undefined"/>
+                    <pic:cNvPicPr>
+                      <a:picLocks noChangeAspect="1" noChangeArrowheads="1"/>
+                    </pic:cNvPicPr>
+                  </pic:nvPicPr>
+                  <pic:blipFill>
+                    <a:blip r:embed="rId19">
+                      <a:extLst>
+                        <a:ext uri="{28A0092B-C50C-407E-A947-70E740481C1C}">
+                          <a14:useLocalDpi xmlns:a14="http://schemas.microsoft.com/office/drawing/2010/main" val="0"/>
+                        </a:ext>
+                      </a:extLst>
+                    </a:blip>
+                    <a:srcRect/>
+                    <a:stretch>
+                      <a:fillRect/>
+                    </a:stretch>
+                  </pic:blipFill>
+                  <pic:spPr bwMode="auto">
+                    <a:xfrm>
+                      <a:off x="0" y="0"/>
+                      <a:ext cx="2160000" cy="1657289"/>
+                    </a:xfrm>
+                    <a:prstGeom prst="rect">
+                      <a:avLst/>
+                    </a:prstGeom>
+                    <a:noFill/>
+                    <a:ln>
+                      <a:noFill/>
+                    </a:ln>
+                  </pic:spPr>
+                </pic:pic>
+              </a:graphicData>
+            </a:graphic>
+          </wp:anchor>
+        </w:drawing>
+      </w:r>
+      <w:r>
         <w:rPr>
           <w:rFonts w:eastAsia="Times New Roman" w:cs="Times New Roman"/>
           <w:color w:val="333333"/>
@@ -2173,39 +3025,883 @@
           <w:szCs w:val="27"/>
           <w:lang w:eastAsia="ru-RU"/>
         </w:rPr>
+        <w:t>На рисунке – схема дорог, связывающих города А, Б, В, Г, Д, Е, К. По каждой дороге можно двигаться только в одном направлении, указанном стрелкой. Сколько существует различных путей из города А в город К?</w:t>
+      </w:r>
+      <w:r>
+        <w:rPr>
+          <w:lang w:eastAsia="ru-RU"/>
+        </w:rPr>
+        <w:t xml:space="preserve"> </w:t>
+      </w:r>
+    </w:p>
+    <w:p>
+      <w:pPr>
+        <w:rPr>
+          <w:lang w:eastAsia="ru-RU"/>
+        </w:rPr>
+      </w:pPr>
+    </w:p>
+    <w:p>
+      <w:pPr>
+        <w:rPr>
+          <w:lang w:eastAsia="ru-RU"/>
+        </w:rPr>
+      </w:pPr>
+    </w:p>
+    <w:p>
+      <w:pPr>
+        <w:rPr>
+          <w:lang w:eastAsia="ru-RU"/>
+        </w:rPr>
+      </w:pPr>
+    </w:p>
+    <w:p>
+      <w:pPr>
+        <w:rPr>
+          <w:lang w:eastAsia="ru-RU"/>
+        </w:rPr>
+      </w:pPr>
+      <w:r>
+        <w:rPr>
+          <w:lang w:eastAsia="ru-RU"/>
+        </w:rPr>
+        <w:t>Ответ: ___</w:t>
+      </w:r>
+    </w:p>
+    <w:p>
+      <w:pPr>
+        <w:rPr>
+          <w:lang w:eastAsia="ru-RU"/>
+        </w:rPr>
+      </w:pPr>
+      <w:r>
+        <w:rPr>
+          <w:lang w:eastAsia="ru-RU"/>
+        </w:rPr>
+        <w:br w:type="page"/>
+      </w:r>
+    </w:p>
+    <w:p>
+      <w:pPr>
+        <w:pStyle w:val="1"/>
+        <w:rPr>
+          <w:rStyle w:val="canselect"/>
+          <w:rFonts w:asciiTheme="minorHAnsi" w:hAnsiTheme="minorHAnsi"/>
+        </w:rPr>
+      </w:pPr>
+      <w:r>
+        <w:lastRenderedPageBreak/>
+        <w:t>Номер: </w:t>
+      </w:r>
+      <w:r>
+        <w:rPr>
+          <w:rStyle w:val="canselect"/>
+        </w:rPr>
+        <w:t>2D3359</w:t>
+      </w:r>
+    </w:p>
+    <w:p>
+      <w:pPr>
+        <w:rPr>
+          <w:lang w:eastAsia="ru-RU"/>
+        </w:rPr>
       </w:pPr>
       <w:r>
         <w:rPr>
           <w:rFonts w:eastAsia="Times New Roman" w:cs="Times New Roman"/>
+          <w:noProof/>
           <w:color w:val="333333"/>
           <w:sz w:val="27"/>
           <w:szCs w:val="27"/>
           <w:lang w:eastAsia="ru-RU"/>
         </w:rPr>
+        <w:drawing>
+          <wp:anchor distT="0" distB="0" distL="114300" distR="114300" simplePos="0" relativeHeight="251670528" behindDoc="0" locked="0" layoutInCell="1" allowOverlap="1" wp14:anchorId="36E10AD6" wp14:editId="726976BA">
+            <wp:simplePos x="0" y="0"/>
+            <wp:positionH relativeFrom="margin">
+              <wp:align>right</wp:align>
+            </wp:positionH>
+            <wp:positionV relativeFrom="paragraph">
+              <wp:posOffset>369189</wp:posOffset>
+            </wp:positionV>
+            <wp:extent cx="2412000" cy="1386246"/>
+            <wp:effectExtent l="0" t="0" r="7620" b="4445"/>
+            <wp:wrapSquare wrapText="bothSides"/>
+            <wp:docPr id="3" name="Рисунок 3" descr="undefined"/>
+            <wp:cNvGraphicFramePr>
+              <a:graphicFrameLocks xmlns:a="http://schemas.openxmlformats.org/drawingml/2006/main" noChangeAspect="1"/>
+            </wp:cNvGraphicFramePr>
+            <a:graphic xmlns:a="http://schemas.openxmlformats.org/drawingml/2006/main">
+              <a:graphicData uri="http://schemas.openxmlformats.org/drawingml/2006/picture">
+                <pic:pic xmlns:pic="http://schemas.openxmlformats.org/drawingml/2006/picture">
+                  <pic:nvPicPr>
+                    <pic:cNvPr id="0" name="Picture 5" descr="undefined"/>
+                    <pic:cNvPicPr>
+                      <a:picLocks noChangeAspect="1" noChangeArrowheads="1"/>
+                    </pic:cNvPicPr>
+                  </pic:nvPicPr>
+                  <pic:blipFill>
+                    <a:blip r:embed="rId20">
+                      <a:extLst>
+                        <a:ext uri="{28A0092B-C50C-407E-A947-70E740481C1C}">
+                          <a14:useLocalDpi xmlns:a14="http://schemas.microsoft.com/office/drawing/2010/main" val="0"/>
+                        </a:ext>
+                      </a:extLst>
+                    </a:blip>
+                    <a:srcRect/>
+                    <a:stretch>
+                      <a:fillRect/>
+                    </a:stretch>
+                  </pic:blipFill>
+                  <pic:spPr bwMode="auto">
+                    <a:xfrm>
+                      <a:off x="0" y="0"/>
+                      <a:ext cx="2412000" cy="1386246"/>
+                    </a:xfrm>
+                    <a:prstGeom prst="rect">
+                      <a:avLst/>
+                    </a:prstGeom>
+                    <a:noFill/>
+                    <a:ln>
+                      <a:noFill/>
+                    </a:ln>
+                  </pic:spPr>
+                </pic:pic>
+              </a:graphicData>
+            </a:graphic>
+            <wp14:sizeRelH relativeFrom="margin">
+              <wp14:pctWidth>0</wp14:pctWidth>
+            </wp14:sizeRelH>
+            <wp14:sizeRelV relativeFrom="margin">
+              <wp14:pctHeight>0</wp14:pctHeight>
+            </wp14:sizeRelV>
+          </wp:anchor>
+        </w:drawing>
+      </w:r>
+      <w:r>
+        <w:rPr>
+          <w:lang w:eastAsia="ru-RU"/>
+        </w:rPr>
+        <w:t xml:space="preserve">На рисунке – схема дорог, связывающих города А, Б, В, Г, Д, Е, Ж, З, </w:t>
+      </w:r>
+      <w:proofErr w:type="gramStart"/>
+      <w:r>
+        <w:rPr>
+          <w:lang w:eastAsia="ru-RU"/>
+        </w:rPr>
+        <w:t>И</w:t>
+      </w:r>
+      <w:proofErr w:type="gramEnd"/>
+      <w:r>
+        <w:rPr>
+          <w:lang w:eastAsia="ru-RU"/>
+        </w:rPr>
+        <w:t>, К и</w:t>
+      </w:r>
+      <w:r>
+        <w:rPr>
+          <w:lang w:val="en-US" w:eastAsia="ru-RU"/>
+        </w:rPr>
         <w:t> </w:t>
       </w:r>
-    </w:p>
-    <w:p>
-      <w:pPr>
-        <w:ind w:firstLine="0"/>
-        <w:rPr>
-          <w:rFonts w:eastAsia="Times New Roman" w:cs="Times New Roman"/>
-          <w:color w:val="333333"/>
-          <w:sz w:val="27"/>
-          <w:szCs w:val="27"/>
-          <w:lang w:eastAsia="ru-RU"/>
-        </w:rPr>
-      </w:pPr>
-    </w:p>
-    <w:p>
-      <w:pPr>
-        <w:rPr>
-          <w:lang w:eastAsia="ru-RU"/>
-        </w:rPr>
-      </w:pPr>
+      <w:r>
+        <w:rPr>
+          <w:lang w:eastAsia="ru-RU"/>
+        </w:rPr>
+        <w:t>Л. По каждой дороге можно двигаться только в одном направлении, указанном стрелкой. Сколько существует различных путей из города А в</w:t>
+      </w:r>
+      <w:r>
+        <w:rPr>
+          <w:lang w:val="en-US" w:eastAsia="ru-RU"/>
+        </w:rPr>
+        <w:t> </w:t>
+      </w:r>
+      <w:r>
+        <w:rPr>
+          <w:lang w:eastAsia="ru-RU"/>
+        </w:rPr>
+        <w:t>город Л?</w:t>
+      </w:r>
+    </w:p>
+    <w:p>
+      <w:pPr>
+        <w:rPr>
+          <w:lang w:eastAsia="ru-RU"/>
+        </w:rPr>
+      </w:pPr>
+    </w:p>
+    <w:p>
+      <w:pPr>
+        <w:rPr>
+          <w:lang w:eastAsia="ru-RU"/>
+        </w:rPr>
+      </w:pPr>
+    </w:p>
+    <w:p>
+      <w:pPr>
+        <w:rPr>
+          <w:lang w:eastAsia="ru-RU"/>
+        </w:rPr>
+      </w:pPr>
+    </w:p>
+    <w:p>
+      <w:pPr>
+        <w:rPr>
+          <w:lang w:eastAsia="ru-RU"/>
+        </w:rPr>
+      </w:pPr>
+      <w:r>
+        <w:rPr>
+          <w:lang w:eastAsia="ru-RU"/>
+        </w:rPr>
+        <w:t>Ответ: ___</w:t>
+      </w:r>
+    </w:p>
+    <w:p>
+      <w:pPr>
+        <w:rPr>
+          <w:lang w:eastAsia="ru-RU"/>
+        </w:rPr>
+      </w:pPr>
+    </w:p>
+    <w:p>
+      <w:pPr>
+        <w:pStyle w:val="1"/>
+        <w:rPr>
+          <w:rStyle w:val="canselect"/>
+        </w:rPr>
+      </w:pPr>
+      <w:r>
+        <w:t>Номер: </w:t>
+      </w:r>
+      <w:r>
+        <w:rPr>
+          <w:rStyle w:val="canselect"/>
+        </w:rPr>
+        <w:t>5ED954</w:t>
+      </w:r>
+    </w:p>
+    <w:p>
+      <w:pPr>
+        <w:rPr>
+          <w:lang w:eastAsia="ru-RU"/>
+        </w:rPr>
+      </w:pPr>
+      <w:r>
+        <w:rPr>
+          <w:noProof/>
+          <w:lang w:eastAsia="ru-RU"/>
+        </w:rPr>
+        <w:drawing>
+          <wp:anchor distT="0" distB="0" distL="114300" distR="114300" simplePos="0" relativeHeight="251671552" behindDoc="0" locked="0" layoutInCell="1" allowOverlap="1" wp14:anchorId="56548762" wp14:editId="03DA9EC9">
+            <wp:simplePos x="0" y="0"/>
+            <wp:positionH relativeFrom="margin">
+              <wp:align>right</wp:align>
+            </wp:positionH>
+            <wp:positionV relativeFrom="paragraph">
+              <wp:posOffset>392430</wp:posOffset>
+            </wp:positionV>
+            <wp:extent cx="2159635" cy="1518920"/>
+            <wp:effectExtent l="0" t="0" r="0" b="5080"/>
+            <wp:wrapSquare wrapText="bothSides"/>
+            <wp:docPr id="4" name="Рисунок 4" descr="undefined"/>
+            <wp:cNvGraphicFramePr>
+              <a:graphicFrameLocks xmlns:a="http://schemas.openxmlformats.org/drawingml/2006/main" noChangeAspect="1"/>
+            </wp:cNvGraphicFramePr>
+            <a:graphic xmlns:a="http://schemas.openxmlformats.org/drawingml/2006/main">
+              <a:graphicData uri="http://schemas.openxmlformats.org/drawingml/2006/picture">
+                <pic:pic xmlns:pic="http://schemas.openxmlformats.org/drawingml/2006/picture">
+                  <pic:nvPicPr>
+                    <pic:cNvPr id="0" name="Picture 7" descr="undefined"/>
+                    <pic:cNvPicPr>
+                      <a:picLocks noChangeAspect="1" noChangeArrowheads="1"/>
+                    </pic:cNvPicPr>
+                  </pic:nvPicPr>
+                  <pic:blipFill>
+                    <a:blip r:embed="rId21">
+                      <a:extLst>
+                        <a:ext uri="{28A0092B-C50C-407E-A947-70E740481C1C}">
+                          <a14:useLocalDpi xmlns:a14="http://schemas.microsoft.com/office/drawing/2010/main" val="0"/>
+                        </a:ext>
+                      </a:extLst>
+                    </a:blip>
+                    <a:srcRect/>
+                    <a:stretch>
+                      <a:fillRect/>
+                    </a:stretch>
+                  </pic:blipFill>
+                  <pic:spPr bwMode="auto">
+                    <a:xfrm>
+                      <a:off x="0" y="0"/>
+                      <a:ext cx="2159635" cy="1518920"/>
+                    </a:xfrm>
+                    <a:prstGeom prst="rect">
+                      <a:avLst/>
+                    </a:prstGeom>
+                    <a:noFill/>
+                    <a:ln>
+                      <a:noFill/>
+                    </a:ln>
+                  </pic:spPr>
+                </pic:pic>
+              </a:graphicData>
+            </a:graphic>
+          </wp:anchor>
+        </w:drawing>
+      </w:r>
+      <w:r>
+        <w:rPr>
+          <w:lang w:eastAsia="ru-RU"/>
+        </w:rPr>
+        <w:t>На рисунке – схема дорог, связывающих города А, Б, В, Г, Д, Е, Ж и К. По</w:t>
+      </w:r>
+      <w:r>
+        <w:rPr>
+          <w:lang w:val="en-US" w:eastAsia="ru-RU"/>
+        </w:rPr>
+        <w:t> </w:t>
+      </w:r>
+      <w:r>
+        <w:rPr>
+          <w:lang w:eastAsia="ru-RU"/>
+        </w:rPr>
+        <w:t xml:space="preserve">каждой дороге можно двигаться только в одном направлении, указанном стрелкой. Сколько существует различных путей из города А в город К? </w:t>
+      </w:r>
+    </w:p>
+    <w:p>
+      <w:pPr>
+        <w:rPr>
+          <w:lang w:eastAsia="ru-RU"/>
+        </w:rPr>
+      </w:pPr>
+    </w:p>
+    <w:p>
+      <w:pPr>
+        <w:rPr>
+          <w:lang w:eastAsia="ru-RU"/>
+        </w:rPr>
+      </w:pPr>
+    </w:p>
+    <w:p>
+      <w:pPr>
+        <w:rPr>
+          <w:lang w:eastAsia="ru-RU"/>
+        </w:rPr>
+      </w:pPr>
+    </w:p>
+    <w:p>
+      <w:pPr>
+        <w:rPr>
+          <w:lang w:eastAsia="ru-RU"/>
+        </w:rPr>
+      </w:pPr>
+      <w:r>
+        <w:rPr>
+          <w:lang w:eastAsia="ru-RU"/>
+        </w:rPr>
+        <w:t>Ответ: ___</w:t>
+      </w:r>
+    </w:p>
+    <w:p>
+      <w:pPr>
+        <w:rPr>
+          <w:lang w:eastAsia="ru-RU"/>
+        </w:rPr>
+      </w:pPr>
+    </w:p>
+    <w:p>
+      <w:pPr>
+        <w:rPr>
+          <w:lang w:eastAsia="ru-RU"/>
+        </w:rPr>
+      </w:pPr>
+    </w:p>
+    <w:p>
+      <w:pPr>
+        <w:rPr>
+          <w:lang w:eastAsia="ru-RU"/>
+        </w:rPr>
+      </w:pPr>
+    </w:p>
+    <w:p>
+      <w:pPr>
+        <w:pStyle w:val="1"/>
+        <w:rPr>
+          <w:rStyle w:val="canselect"/>
+        </w:rPr>
+      </w:pPr>
+      <w:r>
+        <w:t>Номер: </w:t>
+      </w:r>
+      <w:r>
+        <w:rPr>
+          <w:rStyle w:val="canselect"/>
+        </w:rPr>
+        <w:t>4178A6</w:t>
+      </w:r>
+    </w:p>
+    <w:p>
+      <w:pPr>
+        <w:rPr>
+          <w:lang w:eastAsia="ru-RU"/>
+        </w:rPr>
+      </w:pPr>
+      <w:r>
+        <w:rPr>
+          <w:noProof/>
+          <w:lang w:eastAsia="ru-RU"/>
+        </w:rPr>
+        <w:drawing>
+          <wp:anchor distT="0" distB="0" distL="114300" distR="114300" simplePos="0" relativeHeight="251672576" behindDoc="0" locked="0" layoutInCell="1" allowOverlap="1" wp14:anchorId="07ABCA34" wp14:editId="6478D919">
+            <wp:simplePos x="0" y="0"/>
+            <wp:positionH relativeFrom="margin">
+              <wp:align>right</wp:align>
+            </wp:positionH>
+            <wp:positionV relativeFrom="paragraph">
+              <wp:posOffset>373507</wp:posOffset>
+            </wp:positionV>
+            <wp:extent cx="2159635" cy="1642110"/>
+            <wp:effectExtent l="0" t="0" r="0" b="0"/>
+            <wp:wrapSquare wrapText="bothSides"/>
+            <wp:docPr id="5" name="Рисунок 5" descr="undefined"/>
+            <wp:cNvGraphicFramePr>
+              <a:graphicFrameLocks xmlns:a="http://schemas.openxmlformats.org/drawingml/2006/main" noChangeAspect="1"/>
+            </wp:cNvGraphicFramePr>
+            <a:graphic xmlns:a="http://schemas.openxmlformats.org/drawingml/2006/main">
+              <a:graphicData uri="http://schemas.openxmlformats.org/drawingml/2006/picture">
+                <pic:pic xmlns:pic="http://schemas.openxmlformats.org/drawingml/2006/picture">
+                  <pic:nvPicPr>
+                    <pic:cNvPr id="0" name="Picture 9" descr="undefined"/>
+                    <pic:cNvPicPr>
+                      <a:picLocks noChangeAspect="1" noChangeArrowheads="1"/>
+                    </pic:cNvPicPr>
+                  </pic:nvPicPr>
+                  <pic:blipFill>
+                    <a:blip r:embed="rId22">
+                      <a:extLst>
+                        <a:ext uri="{28A0092B-C50C-407E-A947-70E740481C1C}">
+                          <a14:useLocalDpi xmlns:a14="http://schemas.microsoft.com/office/drawing/2010/main" val="0"/>
+                        </a:ext>
+                      </a:extLst>
+                    </a:blip>
+                    <a:srcRect/>
+                    <a:stretch>
+                      <a:fillRect/>
+                    </a:stretch>
+                  </pic:blipFill>
+                  <pic:spPr bwMode="auto">
+                    <a:xfrm>
+                      <a:off x="0" y="0"/>
+                      <a:ext cx="2159635" cy="1642110"/>
+                    </a:xfrm>
+                    <a:prstGeom prst="rect">
+                      <a:avLst/>
+                    </a:prstGeom>
+                    <a:noFill/>
+                    <a:ln>
+                      <a:noFill/>
+                    </a:ln>
+                  </pic:spPr>
+                </pic:pic>
+              </a:graphicData>
+            </a:graphic>
+          </wp:anchor>
+        </w:drawing>
+      </w:r>
+      <w:r>
+        <w:rPr>
+          <w:lang w:eastAsia="ru-RU"/>
+        </w:rPr>
+        <w:t>На рисунке – схема дорог, связывающих города А, B, C, D, E, F, G, H. По</w:t>
+      </w:r>
+      <w:r>
+        <w:rPr>
+          <w:lang w:val="en-US" w:eastAsia="ru-RU"/>
+        </w:rPr>
+        <w:t> </w:t>
+      </w:r>
+      <w:r>
+        <w:rPr>
+          <w:lang w:eastAsia="ru-RU"/>
+        </w:rPr>
+        <w:t xml:space="preserve">каждой дороге можно двигаться только в одном направлении, указанном стрелкой. Сколько существует различных путей из города А в город D? </w:t>
+      </w:r>
+    </w:p>
+    <w:p>
+      <w:pPr>
+        <w:rPr>
+          <w:lang w:eastAsia="ru-RU"/>
+        </w:rPr>
+      </w:pPr>
+    </w:p>
+    <w:p>
+      <w:pPr>
+        <w:rPr>
+          <w:lang w:eastAsia="ru-RU"/>
+        </w:rPr>
+      </w:pPr>
+    </w:p>
+    <w:p>
+      <w:pPr>
+        <w:rPr>
+          <w:lang w:eastAsia="ru-RU"/>
+        </w:rPr>
+      </w:pPr>
+      <w:r>
+        <w:rPr>
+          <w:lang w:eastAsia="ru-RU"/>
+        </w:rPr>
+        <w:t>Ответ: ___</w:t>
+      </w:r>
+    </w:p>
+    <w:p>
+      <w:pPr>
+        <w:rPr>
+          <w:lang w:eastAsia="ru-RU"/>
+        </w:rPr>
+      </w:pPr>
+      <w:r>
+        <w:rPr>
+          <w:lang w:eastAsia="ru-RU"/>
+        </w:rPr>
+        <w:br w:type="page"/>
+      </w:r>
+    </w:p>
+    <w:p>
+      <w:pPr>
+        <w:pStyle w:val="1"/>
+        <w:rPr>
+          <w:rStyle w:val="canselect"/>
+        </w:rPr>
+      </w:pPr>
+      <w:r>
+        <w:lastRenderedPageBreak/>
+        <w:t>Номер: </w:t>
+      </w:r>
+      <w:r>
+        <w:rPr>
+          <w:rStyle w:val="canselect"/>
+        </w:rPr>
+        <w:t>0F72Ac</w:t>
+      </w:r>
+    </w:p>
+    <w:p>
+      <w:pPr>
+        <w:rPr>
+          <w:lang w:eastAsia="ru-RU"/>
+        </w:rPr>
+      </w:pPr>
+      <w:r>
+        <w:rPr>
+          <w:noProof/>
+          <w:lang w:eastAsia="ru-RU"/>
+        </w:rPr>
+        <w:drawing>
+          <wp:anchor distT="0" distB="0" distL="114300" distR="114300" simplePos="0" relativeHeight="251673600" behindDoc="0" locked="0" layoutInCell="1" allowOverlap="1" wp14:anchorId="058C15C0" wp14:editId="6A2B26D0">
+            <wp:simplePos x="0" y="0"/>
+            <wp:positionH relativeFrom="margin">
+              <wp:posOffset>2356612</wp:posOffset>
+            </wp:positionH>
+            <wp:positionV relativeFrom="paragraph">
+              <wp:posOffset>420776</wp:posOffset>
+            </wp:positionV>
+            <wp:extent cx="2160000" cy="1538617"/>
+            <wp:effectExtent l="0" t="0" r="0" b="4445"/>
+            <wp:wrapSquare wrapText="bothSides"/>
+            <wp:docPr id="6" name="Рисунок 6" descr="undefined"/>
+            <wp:cNvGraphicFramePr>
+              <a:graphicFrameLocks xmlns:a="http://schemas.openxmlformats.org/drawingml/2006/main" noChangeAspect="1"/>
+            </wp:cNvGraphicFramePr>
+            <a:graphic xmlns:a="http://schemas.openxmlformats.org/drawingml/2006/main">
+              <a:graphicData uri="http://schemas.openxmlformats.org/drawingml/2006/picture">
+                <pic:pic xmlns:pic="http://schemas.openxmlformats.org/drawingml/2006/picture">
+                  <pic:nvPicPr>
+                    <pic:cNvPr id="0" name="Picture 11" descr="undefined"/>
+                    <pic:cNvPicPr>
+                      <a:picLocks noChangeAspect="1" noChangeArrowheads="1"/>
+                    </pic:cNvPicPr>
+                  </pic:nvPicPr>
+                  <pic:blipFill>
+                    <a:blip r:embed="rId23">
+                      <a:extLst>
+                        <a:ext uri="{28A0092B-C50C-407E-A947-70E740481C1C}">
+                          <a14:useLocalDpi xmlns:a14="http://schemas.microsoft.com/office/drawing/2010/main" val="0"/>
+                        </a:ext>
+                      </a:extLst>
+                    </a:blip>
+                    <a:srcRect/>
+                    <a:stretch>
+                      <a:fillRect/>
+                    </a:stretch>
+                  </pic:blipFill>
+                  <pic:spPr bwMode="auto">
+                    <a:xfrm>
+                      <a:off x="0" y="0"/>
+                      <a:ext cx="2160000" cy="1538617"/>
+                    </a:xfrm>
+                    <a:prstGeom prst="rect">
+                      <a:avLst/>
+                    </a:prstGeom>
+                    <a:noFill/>
+                    <a:ln>
+                      <a:noFill/>
+                    </a:ln>
+                  </pic:spPr>
+                </pic:pic>
+              </a:graphicData>
+            </a:graphic>
+            <wp14:sizeRelH relativeFrom="margin">
+              <wp14:pctWidth>0</wp14:pctWidth>
+            </wp14:sizeRelH>
+            <wp14:sizeRelV relativeFrom="margin">
+              <wp14:pctHeight>0</wp14:pctHeight>
+            </wp14:sizeRelV>
+          </wp:anchor>
+        </w:drawing>
+      </w:r>
+      <w:r>
+        <w:rPr>
+          <w:lang w:eastAsia="ru-RU"/>
+        </w:rPr>
+        <w:t>На рисунке – схема дорог, связывающих города A, B, C, D, E, F. По каждой дороге можно двигаться только в одном направлении, указанном стрелкой. Сколько существует различных путей из города А в город </w:t>
+      </w:r>
+      <w:r>
+        <w:rPr>
+          <w:lang w:val="en-US" w:eastAsia="ru-RU"/>
+        </w:rPr>
+        <w:t>F</w:t>
+      </w:r>
+      <w:r>
+        <w:rPr>
+          <w:lang w:eastAsia="ru-RU"/>
+        </w:rPr>
+        <w:t xml:space="preserve">? </w:t>
+      </w:r>
+    </w:p>
+    <w:p>
+      <w:pPr>
+        <w:rPr>
+          <w:lang w:eastAsia="ru-RU"/>
+        </w:rPr>
+      </w:pPr>
+    </w:p>
+    <w:p>
+      <w:pPr>
+        <w:rPr>
+          <w:lang w:eastAsia="ru-RU"/>
+        </w:rPr>
+      </w:pPr>
+    </w:p>
+    <w:p>
+      <w:pPr>
+        <w:rPr>
+          <w:lang w:eastAsia="ru-RU"/>
+        </w:rPr>
+      </w:pPr>
+    </w:p>
+    <w:p>
+      <w:pPr>
+        <w:rPr>
+          <w:lang w:eastAsia="ru-RU"/>
+        </w:rPr>
+      </w:pPr>
+    </w:p>
+    <w:p>
+      <w:pPr>
+        <w:rPr>
+          <w:lang w:eastAsia="ru-RU"/>
+        </w:rPr>
+      </w:pPr>
+      <w:r>
+        <w:rPr>
+          <w:lang w:eastAsia="ru-RU"/>
+        </w:rPr>
+        <w:t>Ответ: ___</w:t>
+      </w:r>
+    </w:p>
+    <w:p>
+      <w:pPr>
+        <w:rPr>
+          <w:lang w:eastAsia="ru-RU"/>
+        </w:rPr>
+      </w:pPr>
+    </w:p>
+    <w:p>
+      <w:pPr>
+        <w:pStyle w:val="1"/>
+        <w:rPr>
+          <w:rStyle w:val="canselect"/>
+        </w:rPr>
+      </w:pPr>
+      <w:r>
+        <w:t>Номер: </w:t>
+      </w:r>
+      <w:r>
+        <w:rPr>
+          <w:rStyle w:val="canselect"/>
+        </w:rPr>
+        <w:t>82DBA4</w:t>
+      </w:r>
+    </w:p>
+    <w:p>
+      <w:pPr>
+        <w:rPr>
+          <w:lang w:eastAsia="ru-RU"/>
+        </w:rPr>
+      </w:pPr>
+      <w:r>
+        <w:rPr>
+          <w:noProof/>
+          <w:lang w:eastAsia="ru-RU"/>
+        </w:rPr>
+        <w:drawing>
+          <wp:anchor distT="0" distB="0" distL="114300" distR="114300" simplePos="0" relativeHeight="251674624" behindDoc="0" locked="0" layoutInCell="1" allowOverlap="1" wp14:anchorId="72392DAC" wp14:editId="169A052A">
+            <wp:simplePos x="0" y="0"/>
+            <wp:positionH relativeFrom="margin">
+              <wp:align>right</wp:align>
+            </wp:positionH>
+            <wp:positionV relativeFrom="paragraph">
+              <wp:posOffset>395630</wp:posOffset>
+            </wp:positionV>
+            <wp:extent cx="2160000" cy="1654468"/>
+            <wp:effectExtent l="0" t="0" r="0" b="3175"/>
+            <wp:wrapSquare wrapText="bothSides"/>
+            <wp:docPr id="7" name="Рисунок 7" descr="undefined"/>
+            <wp:cNvGraphicFramePr>
+              <a:graphicFrameLocks xmlns:a="http://schemas.openxmlformats.org/drawingml/2006/main" noChangeAspect="1"/>
+            </wp:cNvGraphicFramePr>
+            <a:graphic xmlns:a="http://schemas.openxmlformats.org/drawingml/2006/main">
+              <a:graphicData uri="http://schemas.openxmlformats.org/drawingml/2006/picture">
+                <pic:pic xmlns:pic="http://schemas.openxmlformats.org/drawingml/2006/picture">
+                  <pic:nvPicPr>
+                    <pic:cNvPr id="0" name="Picture 13" descr="undefined"/>
+                    <pic:cNvPicPr>
+                      <a:picLocks noChangeAspect="1" noChangeArrowheads="1"/>
+                    </pic:cNvPicPr>
+                  </pic:nvPicPr>
+                  <pic:blipFill>
+                    <a:blip r:embed="rId24">
+                      <a:extLst>
+                        <a:ext uri="{28A0092B-C50C-407E-A947-70E740481C1C}">
+                          <a14:useLocalDpi xmlns:a14="http://schemas.microsoft.com/office/drawing/2010/main" val="0"/>
+                        </a:ext>
+                      </a:extLst>
+                    </a:blip>
+                    <a:srcRect/>
+                    <a:stretch>
+                      <a:fillRect/>
+                    </a:stretch>
+                  </pic:blipFill>
+                  <pic:spPr bwMode="auto">
+                    <a:xfrm>
+                      <a:off x="0" y="0"/>
+                      <a:ext cx="2160000" cy="1654468"/>
+                    </a:xfrm>
+                    <a:prstGeom prst="rect">
+                      <a:avLst/>
+                    </a:prstGeom>
+                    <a:noFill/>
+                    <a:ln>
+                      <a:noFill/>
+                    </a:ln>
+                  </pic:spPr>
+                </pic:pic>
+              </a:graphicData>
+            </a:graphic>
+            <wp14:sizeRelH relativeFrom="margin">
+              <wp14:pctWidth>0</wp14:pctWidth>
+            </wp14:sizeRelH>
+            <wp14:sizeRelV relativeFrom="margin">
+              <wp14:pctHeight>0</wp14:pctHeight>
+            </wp14:sizeRelV>
+          </wp:anchor>
+        </w:drawing>
+      </w:r>
+      <w:r>
+        <w:rPr>
+          <w:lang w:eastAsia="ru-RU"/>
+        </w:rPr>
+        <w:t xml:space="preserve">На рисунке – схема дорог, связывающих города А, Б, В, Г, Д, Е, К. По каждой дороге можно двигаться только в одном направлении, указанном стрелкой. Сколько существует различных путей из города А в город К? </w:t>
+      </w:r>
+    </w:p>
+    <w:p>
+      <w:pPr>
+        <w:rPr>
+          <w:lang w:eastAsia="ru-RU"/>
+        </w:rPr>
+      </w:pPr>
+    </w:p>
+    <w:p>
+      <w:pPr>
+        <w:rPr>
+          <w:lang w:eastAsia="ru-RU"/>
+        </w:rPr>
+      </w:pPr>
+    </w:p>
+    <w:p>
+      <w:pPr>
+        <w:rPr>
+          <w:lang w:eastAsia="ru-RU"/>
+        </w:rPr>
+      </w:pPr>
+    </w:p>
+    <w:p>
+      <w:pPr>
+        <w:rPr>
+          <w:lang w:eastAsia="ru-RU"/>
+        </w:rPr>
+      </w:pPr>
+    </w:p>
+    <w:p>
+      <w:pPr>
+        <w:rPr>
+          <w:lang w:eastAsia="ru-RU"/>
+        </w:rPr>
+      </w:pPr>
+      <w:r>
+        <w:rPr>
+          <w:lang w:eastAsia="ru-RU"/>
+        </w:rPr>
+        <w:t>Ответ: ___</w:t>
+      </w:r>
+    </w:p>
+    <w:p>
+      <w:pPr>
+        <w:rPr>
+          <w:lang w:eastAsia="ru-RU"/>
+        </w:rPr>
+      </w:pPr>
+    </w:p>
+    <w:p>
+      <w:pPr>
+        <w:rPr>
+          <w:sz w:val="78"/>
+          <w:szCs w:val="78"/>
+          <w:lang w:eastAsia="ru-RU"/>
+        </w:rPr>
+      </w:pPr>
+    </w:p>
+    <w:p>
+      <w:pPr>
+        <w:rPr>
+          <w:sz w:val="78"/>
+          <w:szCs w:val="78"/>
+          <w:lang w:eastAsia="ru-RU"/>
+        </w:rPr>
+      </w:pPr>
+      <w:bookmarkStart w:id="10" w:name="_GoBack"/>
+      <w:bookmarkEnd w:id="10"/>
+      <w:r>
+        <w:rPr>
+          <w:sz w:val="78"/>
+          <w:szCs w:val="78"/>
+          <w:lang w:eastAsia="ru-RU"/>
+        </w:rPr>
+        <w:t>Страница 7</w:t>
+      </w:r>
     </w:p>
     <w:sectPr>
-      <w:headerReference w:type="default" r:id="rId18"/>
+      <w:headerReference w:type="default" r:id="rId25"/>
       <w:type w:val="continuous"/>
       <w:pgSz w:w="8419" w:h="11906" w:orient="landscape"/>
       <w:pgMar w:top="284" w:right="567" w:bottom="284" w:left="567" w:header="283" w:footer="709" w:gutter="0"/>
@@ -2388,8 +4084,8 @@
   <w:abstractNum w:abstractNumId="0" w15:restartNumberingAfterBreak="0">
     <w:nsid w:val="01DD37F0"/>
     <w:multiLevelType w:val="hybridMultilevel"/>
-    <w:tmpl w:val="9C0293FA"/>
-    <w:lvl w:ilvl="0" w:tplc="66F08104">
+    <w:tmpl w:val="AE6E4B78"/>
+    <w:lvl w:ilvl="0" w:tplc="B79A215C">
       <w:start w:val="1"/>
       <w:numFmt w:val="decimal"/>
       <w:pStyle w:val="1"/>
@@ -3342,7 +5038,7 @@
     <w:autoRedefine/>
     <w:uiPriority w:val="9"/>
     <w:qFormat/>
-    <w:rsid w:val="006132F4"/>
+    <w:rsid w:val="00CC4389"/>
     <w:pPr>
       <w:keepNext/>
       <w:keepLines/>
@@ -3443,7 +5139,7 @@
     <w:basedOn w:val="a0"/>
     <w:link w:val="1"/>
     <w:uiPriority w:val="9"/>
-    <w:rsid w:val="006132F4"/>
+    <w:rsid w:val="00CC4389"/>
     <w:rPr>
       <w:rFonts w:ascii="Open Sans" w:eastAsia="Times New Roman" w:hAnsi="Open Sans" w:cs="Times New Roman"/>
       <w:b/>
@@ -4050,7 +5746,7 @@
 </file>
 
 <file path=customXml/itemProps1.xml><?xml version="1.0" encoding="utf-8"?>
-<ds:datastoreItem xmlns:ds="http://schemas.openxmlformats.org/officeDocument/2006/customXml" ds:itemID="{9F5A45C2-1A8F-4059-8A93-FC0D0B7EBEE8}">
+<ds:datastoreItem xmlns:ds="http://schemas.openxmlformats.org/officeDocument/2006/customXml" ds:itemID="{AB0A7CD3-B43A-48E3-8E4C-C809F1C56AE7}">
   <ds:schemaRefs>
     <ds:schemaRef ds:uri="http://schemas.openxmlformats.org/officeDocument/2006/bibliography"/>
   </ds:schemaRefs>
